--- a/Manga/Pupa/1-Core (size)/English/MangaDex/2-Volume 2/Sources - Volume 2.docx
+++ b/Manga/Pupa/1-Core (size)/English/MangaDex/2-Volume 2/Sources - Volume 2.docx
@@ -235,13 +235,23 @@
         </w:rPr>
         <w:t xml:space="preserve"> </w:t>
       </w:r>
-      <w:r>
-        <w:rPr>
-          <w:bCs/>
-          <w:sz w:val="18"/>
-          <w:szCs w:val="18"/>
-        </w:rPr>
-        <w:t>MangaDex (https://mangadex.org)</w:t>
+      <w:proofErr w:type="spellStart"/>
+      <w:r>
+        <w:rPr>
+          <w:bCs/>
+          <w:sz w:val="18"/>
+          <w:szCs w:val="18"/>
+        </w:rPr>
+        <w:t>MangaDex</w:t>
+      </w:r>
+      <w:proofErr w:type="spellEnd"/>
+      <w:r>
+        <w:rPr>
+          <w:bCs/>
+          <w:sz w:val="18"/>
+          <w:szCs w:val="18"/>
+        </w:rPr>
+        <w:t xml:space="preserve"> (https://mangadex.org)</w:t>
       </w:r>
     </w:p>
     <w:p>
@@ -351,8 +361,27 @@
           <w:sz w:val="18"/>
           <w:szCs w:val="18"/>
         </w:rPr>
-        <w:t>https://mangadex.org [MangaDex Server] -&gt; [</w:t>
-      </w:r>
+        <w:t>https://mangadex.org [</w:t>
+      </w:r>
+      <w:proofErr w:type="spellStart"/>
+      <w:r>
+        <w:rPr>
+          <w:bCs/>
+          <w:sz w:val="18"/>
+          <w:szCs w:val="18"/>
+        </w:rPr>
+        <w:t>MangaDex</w:t>
+      </w:r>
+      <w:proofErr w:type="spellEnd"/>
+      <w:r>
+        <w:rPr>
+          <w:bCs/>
+          <w:sz w:val="18"/>
+          <w:szCs w:val="18"/>
+        </w:rPr>
+        <w:t xml:space="preserve"> Server] -&gt; [</w:t>
+      </w:r>
+      <w:proofErr w:type="spellStart"/>
       <w:r>
         <w:rPr>
           <w:bCs/>
@@ -361,6 +390,7 @@
         </w:rPr>
         <w:t>Mattari</w:t>
       </w:r>
+      <w:proofErr w:type="spellEnd"/>
       <w:r>
         <w:rPr>
           <w:bCs/>
@@ -769,22 +799,6 @@
       </w:r>
       <w:r>
         <w:rPr>
-          <w:b/>
-          <w:sz w:val="18"/>
-          <w:szCs w:val="18"/>
-        </w:rPr>
-        <w:t>•</w:t>
-      </w:r>
-      <w:r>
-        <w:rPr>
-          <w:b/>
-          <w:sz w:val="18"/>
-          <w:szCs w:val="18"/>
-        </w:rPr>
-        <w:t xml:space="preserve"> </w:t>
-      </w:r>
-      <w:r>
-        <w:rPr>
           <w:bCs/>
           <w:sz w:val="18"/>
           <w:szCs w:val="18"/>
@@ -805,23 +819,7 @@
           <w:sz w:val="18"/>
           <w:szCs w:val="18"/>
         </w:rPr>
-        <w:t xml:space="preserve"> </w:t>
-      </w:r>
-      <w:r>
-        <w:rPr>
-          <w:bCs/>
-          <w:sz w:val="18"/>
-          <w:szCs w:val="18"/>
-        </w:rPr>
-        <w:t>•</w:t>
-      </w:r>
-      <w:r>
-        <w:rPr>
-          <w:bCs/>
-          <w:sz w:val="18"/>
-          <w:szCs w:val="18"/>
-        </w:rPr>
-        <w:t xml:space="preserve"> </w:t>
+        <w:t xml:space="preserve">, </w:t>
       </w:r>
       <w:r>
         <w:rPr>
@@ -877,7 +875,43 @@
           <w:sz w:val="18"/>
           <w:szCs w:val="18"/>
         </w:rPr>
-        <w:t>StorageType: Cloud -&gt; Platform: GitHub -&gt; Account: animekingdomelbaf -&gt; Repository: kingdomheartsManga -&gt; File: Manga/Pupa/..</w:t>
+        <w:t xml:space="preserve">Data Path: Content Storage Folder -&gt; </w:t>
+      </w:r>
+      <w:proofErr w:type="spellStart"/>
+      <w:r>
+        <w:rPr>
+          <w:bCs/>
+          <w:sz w:val="18"/>
+          <w:szCs w:val="18"/>
+        </w:rPr>
+        <w:t>ContentStorage</w:t>
+      </w:r>
+      <w:proofErr w:type="spellEnd"/>
+      <w:r>
+        <w:rPr>
+          <w:bCs/>
+          <w:sz w:val="18"/>
+          <w:szCs w:val="18"/>
+        </w:rPr>
+        <w:t xml:space="preserve"> Database -&gt; Folders Table -&gt; ID Column: 16, </w:t>
+      </w:r>
+      <w:proofErr w:type="spellStart"/>
+      <w:r>
+        <w:rPr>
+          <w:bCs/>
+          <w:sz w:val="18"/>
+          <w:szCs w:val="18"/>
+        </w:rPr>
+        <w:t>FolderOrFileName</w:t>
+      </w:r>
+      <w:proofErr w:type="spellEnd"/>
+      <w:r>
+        <w:rPr>
+          <w:bCs/>
+          <w:sz w:val="18"/>
+          <w:szCs w:val="18"/>
+        </w:rPr>
+        <w:t xml:space="preserve"> Column: Pupa</w:t>
       </w:r>
     </w:p>
     <w:p>
@@ -1160,13 +1194,23 @@
         </w:rPr>
         <w:t xml:space="preserve"> </w:t>
       </w:r>
-      <w:r>
-        <w:rPr>
-          <w:bCs/>
-          <w:sz w:val="18"/>
-          <w:szCs w:val="18"/>
-        </w:rPr>
-        <w:t>MangaDex (https://mangadex.org)</w:t>
+      <w:proofErr w:type="spellStart"/>
+      <w:r>
+        <w:rPr>
+          <w:bCs/>
+          <w:sz w:val="18"/>
+          <w:szCs w:val="18"/>
+        </w:rPr>
+        <w:t>MangaDex</w:t>
+      </w:r>
+      <w:proofErr w:type="spellEnd"/>
+      <w:r>
+        <w:rPr>
+          <w:bCs/>
+          <w:sz w:val="18"/>
+          <w:szCs w:val="18"/>
+        </w:rPr>
+        <w:t xml:space="preserve"> (https://mangadex.org)</w:t>
       </w:r>
     </w:p>
     <w:p>
@@ -1276,8 +1320,27 @@
           <w:sz w:val="18"/>
           <w:szCs w:val="18"/>
         </w:rPr>
-        <w:t>https://mangadex.org [MangaDex Server] -&gt; [</w:t>
-      </w:r>
+        <w:t>https://mangadex.org [</w:t>
+      </w:r>
+      <w:proofErr w:type="spellStart"/>
+      <w:r>
+        <w:rPr>
+          <w:bCs/>
+          <w:sz w:val="18"/>
+          <w:szCs w:val="18"/>
+        </w:rPr>
+        <w:t>MangaDex</w:t>
+      </w:r>
+      <w:proofErr w:type="spellEnd"/>
+      <w:r>
+        <w:rPr>
+          <w:bCs/>
+          <w:sz w:val="18"/>
+          <w:szCs w:val="18"/>
+        </w:rPr>
+        <w:t xml:space="preserve"> Server] -&gt; [</w:t>
+      </w:r>
+      <w:proofErr w:type="spellStart"/>
       <w:r>
         <w:rPr>
           <w:bCs/>
@@ -1286,6 +1349,7 @@
         </w:rPr>
         <w:t>Mattari</w:t>
       </w:r>
+      <w:proofErr w:type="spellEnd"/>
       <w:r>
         <w:rPr>
           <w:bCs/>
@@ -1694,22 +1758,6 @@
       </w:r>
       <w:r>
         <w:rPr>
-          <w:b/>
-          <w:sz w:val="18"/>
-          <w:szCs w:val="18"/>
-        </w:rPr>
-        <w:t>•</w:t>
-      </w:r>
-      <w:r>
-        <w:rPr>
-          <w:b/>
-          <w:sz w:val="18"/>
-          <w:szCs w:val="18"/>
-        </w:rPr>
-        <w:t xml:space="preserve"> </w:t>
-      </w:r>
-      <w:r>
-        <w:rPr>
           <w:bCs/>
           <w:sz w:val="18"/>
           <w:szCs w:val="18"/>
@@ -1730,23 +1778,7 @@
           <w:sz w:val="18"/>
           <w:szCs w:val="18"/>
         </w:rPr>
-        <w:t xml:space="preserve"> </w:t>
-      </w:r>
-      <w:r>
-        <w:rPr>
-          <w:bCs/>
-          <w:sz w:val="18"/>
-          <w:szCs w:val="18"/>
-        </w:rPr>
-        <w:t>•</w:t>
-      </w:r>
-      <w:r>
-        <w:rPr>
-          <w:bCs/>
-          <w:sz w:val="18"/>
-          <w:szCs w:val="18"/>
-        </w:rPr>
-        <w:t xml:space="preserve"> </w:t>
+        <w:t xml:space="preserve">, </w:t>
       </w:r>
       <w:r>
         <w:rPr>
@@ -1802,7 +1834,43 @@
           <w:sz w:val="18"/>
           <w:szCs w:val="18"/>
         </w:rPr>
-        <w:t>StorageType: Cloud -&gt; Platform: GitHub -&gt; Account: animekingdomelbaf -&gt; Repository: kingdomheartsManga -&gt; File: Manga/Pupa/..</w:t>
+        <w:t xml:space="preserve">Data Path: Content Storage Folder -&gt; </w:t>
+      </w:r>
+      <w:proofErr w:type="spellStart"/>
+      <w:r>
+        <w:rPr>
+          <w:bCs/>
+          <w:sz w:val="18"/>
+          <w:szCs w:val="18"/>
+        </w:rPr>
+        <w:t>ContentStorage</w:t>
+      </w:r>
+      <w:proofErr w:type="spellEnd"/>
+      <w:r>
+        <w:rPr>
+          <w:bCs/>
+          <w:sz w:val="18"/>
+          <w:szCs w:val="18"/>
+        </w:rPr>
+        <w:t xml:space="preserve"> Database -&gt; Folders Table -&gt; ID Column: 16, </w:t>
+      </w:r>
+      <w:proofErr w:type="spellStart"/>
+      <w:r>
+        <w:rPr>
+          <w:bCs/>
+          <w:sz w:val="18"/>
+          <w:szCs w:val="18"/>
+        </w:rPr>
+        <w:t>FolderOrFileName</w:t>
+      </w:r>
+      <w:proofErr w:type="spellEnd"/>
+      <w:r>
+        <w:rPr>
+          <w:bCs/>
+          <w:sz w:val="18"/>
+          <w:szCs w:val="18"/>
+        </w:rPr>
+        <w:t xml:space="preserve"> Column: Pupa</w:t>
       </w:r>
     </w:p>
     <w:p>
@@ -2065,13 +2133,23 @@
         </w:rPr>
         <w:t xml:space="preserve"> </w:t>
       </w:r>
-      <w:r>
-        <w:rPr>
-          <w:bCs/>
-          <w:sz w:val="18"/>
-          <w:szCs w:val="18"/>
-        </w:rPr>
-        <w:t>MangaDex (https://mangadex.org)</w:t>
+      <w:proofErr w:type="spellStart"/>
+      <w:r>
+        <w:rPr>
+          <w:bCs/>
+          <w:sz w:val="18"/>
+          <w:szCs w:val="18"/>
+        </w:rPr>
+        <w:t>MangaDex</w:t>
+      </w:r>
+      <w:proofErr w:type="spellEnd"/>
+      <w:r>
+        <w:rPr>
+          <w:bCs/>
+          <w:sz w:val="18"/>
+          <w:szCs w:val="18"/>
+        </w:rPr>
+        <w:t xml:space="preserve"> (https://mangadex.org)</w:t>
       </w:r>
     </w:p>
     <w:p>
@@ -2181,8 +2259,27 @@
           <w:sz w:val="18"/>
           <w:szCs w:val="18"/>
         </w:rPr>
-        <w:t>https://mangadex.org [MangaDex Server] -&gt; [</w:t>
-      </w:r>
+        <w:t>https://mangadex.org [</w:t>
+      </w:r>
+      <w:proofErr w:type="spellStart"/>
+      <w:r>
+        <w:rPr>
+          <w:bCs/>
+          <w:sz w:val="18"/>
+          <w:szCs w:val="18"/>
+        </w:rPr>
+        <w:t>MangaDex</w:t>
+      </w:r>
+      <w:proofErr w:type="spellEnd"/>
+      <w:r>
+        <w:rPr>
+          <w:bCs/>
+          <w:sz w:val="18"/>
+          <w:szCs w:val="18"/>
+        </w:rPr>
+        <w:t xml:space="preserve"> Server] -&gt; [</w:t>
+      </w:r>
+      <w:proofErr w:type="spellStart"/>
       <w:r>
         <w:rPr>
           <w:bCs/>
@@ -2191,6 +2288,7 @@
         </w:rPr>
         <w:t>Mattari</w:t>
       </w:r>
+      <w:proofErr w:type="spellEnd"/>
       <w:r>
         <w:rPr>
           <w:bCs/>
@@ -2599,22 +2697,6 @@
       </w:r>
       <w:r>
         <w:rPr>
-          <w:b/>
-          <w:sz w:val="18"/>
-          <w:szCs w:val="18"/>
-        </w:rPr>
-        <w:t>•</w:t>
-      </w:r>
-      <w:r>
-        <w:rPr>
-          <w:b/>
-          <w:sz w:val="18"/>
-          <w:szCs w:val="18"/>
-        </w:rPr>
-        <w:t xml:space="preserve"> </w:t>
-      </w:r>
-      <w:r>
-        <w:rPr>
           <w:bCs/>
           <w:sz w:val="18"/>
           <w:szCs w:val="18"/>
@@ -2635,23 +2717,7 @@
           <w:sz w:val="18"/>
           <w:szCs w:val="18"/>
         </w:rPr>
-        <w:t xml:space="preserve"> </w:t>
-      </w:r>
-      <w:r>
-        <w:rPr>
-          <w:bCs/>
-          <w:sz w:val="18"/>
-          <w:szCs w:val="18"/>
-        </w:rPr>
-        <w:t>•</w:t>
-      </w:r>
-      <w:r>
-        <w:rPr>
-          <w:bCs/>
-          <w:sz w:val="18"/>
-          <w:szCs w:val="18"/>
-        </w:rPr>
-        <w:t xml:space="preserve"> </w:t>
+        <w:t xml:space="preserve">, </w:t>
       </w:r>
       <w:r>
         <w:rPr>
@@ -2715,7 +2781,43 @@
           <w:sz w:val="18"/>
           <w:szCs w:val="18"/>
         </w:rPr>
-        <w:t>StorageType: Cloud -&gt; Platform: GitHub -&gt; Account: animekingdomelbaf -&gt; Repository: kingdomheartsManga -&gt; File: Manga/Pupa/..</w:t>
+        <w:t xml:space="preserve">Data Path: Content Storage Folder -&gt; </w:t>
+      </w:r>
+      <w:proofErr w:type="spellStart"/>
+      <w:r>
+        <w:rPr>
+          <w:bCs/>
+          <w:sz w:val="18"/>
+          <w:szCs w:val="18"/>
+        </w:rPr>
+        <w:t>ContentStorage</w:t>
+      </w:r>
+      <w:proofErr w:type="spellEnd"/>
+      <w:r>
+        <w:rPr>
+          <w:bCs/>
+          <w:sz w:val="18"/>
+          <w:szCs w:val="18"/>
+        </w:rPr>
+        <w:t xml:space="preserve"> Database -&gt; Folders Table -&gt; ID Column: 16, </w:t>
+      </w:r>
+      <w:proofErr w:type="spellStart"/>
+      <w:r>
+        <w:rPr>
+          <w:bCs/>
+          <w:sz w:val="18"/>
+          <w:szCs w:val="18"/>
+        </w:rPr>
+        <w:t>FolderOrFileName</w:t>
+      </w:r>
+      <w:proofErr w:type="spellEnd"/>
+      <w:r>
+        <w:rPr>
+          <w:bCs/>
+          <w:sz w:val="18"/>
+          <w:szCs w:val="18"/>
+        </w:rPr>
+        <w:t xml:space="preserve"> Column: Pupa</w:t>
       </w:r>
     </w:p>
     <w:p>
@@ -2974,13 +3076,23 @@
         </w:rPr>
         <w:t xml:space="preserve"> </w:t>
       </w:r>
-      <w:r>
-        <w:rPr>
-          <w:bCs/>
-          <w:sz w:val="18"/>
-          <w:szCs w:val="18"/>
-        </w:rPr>
-        <w:t>MangaDex (https://mangadex.org)</w:t>
+      <w:proofErr w:type="spellStart"/>
+      <w:r>
+        <w:rPr>
+          <w:bCs/>
+          <w:sz w:val="18"/>
+          <w:szCs w:val="18"/>
+        </w:rPr>
+        <w:t>MangaDex</w:t>
+      </w:r>
+      <w:proofErr w:type="spellEnd"/>
+      <w:r>
+        <w:rPr>
+          <w:bCs/>
+          <w:sz w:val="18"/>
+          <w:szCs w:val="18"/>
+        </w:rPr>
+        <w:t xml:space="preserve"> (https://mangadex.org)</w:t>
       </w:r>
     </w:p>
     <w:p>
@@ -3081,8 +3193,27 @@
           <w:sz w:val="18"/>
           <w:szCs w:val="18"/>
         </w:rPr>
-        <w:t>https://mangadex.org [MangaDex Server] -&gt; [</w:t>
-      </w:r>
+        <w:t>https://mangadex.org [</w:t>
+      </w:r>
+      <w:proofErr w:type="spellStart"/>
+      <w:r>
+        <w:rPr>
+          <w:bCs/>
+          <w:sz w:val="18"/>
+          <w:szCs w:val="18"/>
+        </w:rPr>
+        <w:t>MangaDex</w:t>
+      </w:r>
+      <w:proofErr w:type="spellEnd"/>
+      <w:r>
+        <w:rPr>
+          <w:bCs/>
+          <w:sz w:val="18"/>
+          <w:szCs w:val="18"/>
+        </w:rPr>
+        <w:t xml:space="preserve"> Server] -&gt; [</w:t>
+      </w:r>
+      <w:proofErr w:type="spellStart"/>
       <w:r>
         <w:rPr>
           <w:bCs/>
@@ -3091,6 +3222,7 @@
         </w:rPr>
         <w:t>Mattari</w:t>
       </w:r>
+      <w:proofErr w:type="spellEnd"/>
       <w:r>
         <w:rPr>
           <w:bCs/>
@@ -3499,22 +3631,6 @@
       </w:r>
       <w:r>
         <w:rPr>
-          <w:b/>
-          <w:sz w:val="18"/>
-          <w:szCs w:val="18"/>
-        </w:rPr>
-        <w:t>•</w:t>
-      </w:r>
-      <w:r>
-        <w:rPr>
-          <w:b/>
-          <w:sz w:val="18"/>
-          <w:szCs w:val="18"/>
-        </w:rPr>
-        <w:t xml:space="preserve"> </w:t>
-      </w:r>
-      <w:r>
-        <w:rPr>
           <w:bCs/>
           <w:sz w:val="18"/>
           <w:szCs w:val="18"/>
@@ -3535,23 +3651,7 @@
           <w:sz w:val="18"/>
           <w:szCs w:val="18"/>
         </w:rPr>
-        <w:t xml:space="preserve"> </w:t>
-      </w:r>
-      <w:r>
-        <w:rPr>
-          <w:bCs/>
-          <w:sz w:val="18"/>
-          <w:szCs w:val="18"/>
-        </w:rPr>
-        <w:t>•</w:t>
-      </w:r>
-      <w:r>
-        <w:rPr>
-          <w:bCs/>
-          <w:sz w:val="18"/>
-          <w:szCs w:val="18"/>
-        </w:rPr>
-        <w:t xml:space="preserve"> </w:t>
+        <w:t xml:space="preserve">, </w:t>
       </w:r>
       <w:r>
         <w:rPr>
@@ -3607,7 +3707,43 @@
           <w:sz w:val="18"/>
           <w:szCs w:val="18"/>
         </w:rPr>
-        <w:t>StorageType: Cloud -&gt; Platform: GitHub -&gt; Account: animekingdomelbaf -&gt; Repository: kingdomheartsManga -&gt; File: Manga/Pupa/..</w:t>
+        <w:t xml:space="preserve">Data Path: Content Storage Folder -&gt; </w:t>
+      </w:r>
+      <w:proofErr w:type="spellStart"/>
+      <w:r>
+        <w:rPr>
+          <w:bCs/>
+          <w:sz w:val="18"/>
+          <w:szCs w:val="18"/>
+        </w:rPr>
+        <w:t>ContentStorage</w:t>
+      </w:r>
+      <w:proofErr w:type="spellEnd"/>
+      <w:r>
+        <w:rPr>
+          <w:bCs/>
+          <w:sz w:val="18"/>
+          <w:szCs w:val="18"/>
+        </w:rPr>
+        <w:t xml:space="preserve"> Database -&gt; Folders Table -&gt; ID Column: 16, </w:t>
+      </w:r>
+      <w:proofErr w:type="spellStart"/>
+      <w:r>
+        <w:rPr>
+          <w:bCs/>
+          <w:sz w:val="18"/>
+          <w:szCs w:val="18"/>
+        </w:rPr>
+        <w:t>FolderOrFileName</w:t>
+      </w:r>
+      <w:proofErr w:type="spellEnd"/>
+      <w:r>
+        <w:rPr>
+          <w:bCs/>
+          <w:sz w:val="18"/>
+          <w:szCs w:val="18"/>
+        </w:rPr>
+        <w:t xml:space="preserve"> Column: Pupa</w:t>
       </w:r>
     </w:p>
     <w:p>
@@ -3740,15 +3876,7 @@
           <w:sz w:val="18"/>
           <w:szCs w:val="18"/>
         </w:rPr>
-        <w:t>12-</w:t>
-      </w:r>
-      <w:r>
-        <w:rPr>
-          <w:bCs/>
-          <w:sz w:val="18"/>
-          <w:szCs w:val="18"/>
-        </w:rPr>
-        <w:t>The Moon and The Pupa</w:t>
+        <w:t>12-The Moon and The Pupa</w:t>
       </w:r>
       <w:r>
         <w:rPr>
@@ -3863,13 +3991,23 @@
         </w:rPr>
         <w:t xml:space="preserve"> </w:t>
       </w:r>
-      <w:r>
-        <w:rPr>
-          <w:bCs/>
-          <w:sz w:val="18"/>
-          <w:szCs w:val="18"/>
-        </w:rPr>
-        <w:t>MangaDex (https://mangadex.org)</w:t>
+      <w:proofErr w:type="spellStart"/>
+      <w:r>
+        <w:rPr>
+          <w:bCs/>
+          <w:sz w:val="18"/>
+          <w:szCs w:val="18"/>
+        </w:rPr>
+        <w:t>MangaDex</w:t>
+      </w:r>
+      <w:proofErr w:type="spellEnd"/>
+      <w:r>
+        <w:rPr>
+          <w:bCs/>
+          <w:sz w:val="18"/>
+          <w:szCs w:val="18"/>
+        </w:rPr>
+        <w:t xml:space="preserve"> (https://mangadex.org)</w:t>
       </w:r>
     </w:p>
     <w:p>
@@ -3975,8 +4113,27 @@
           <w:sz w:val="18"/>
           <w:szCs w:val="18"/>
         </w:rPr>
-        <w:t>https://mangadex.org [MangaDex Server] -&gt; [</w:t>
-      </w:r>
+        <w:t>https://mangadex.org [</w:t>
+      </w:r>
+      <w:proofErr w:type="spellStart"/>
+      <w:r>
+        <w:rPr>
+          <w:bCs/>
+          <w:sz w:val="18"/>
+          <w:szCs w:val="18"/>
+        </w:rPr>
+        <w:t>MangaDex</w:t>
+      </w:r>
+      <w:proofErr w:type="spellEnd"/>
+      <w:r>
+        <w:rPr>
+          <w:bCs/>
+          <w:sz w:val="18"/>
+          <w:szCs w:val="18"/>
+        </w:rPr>
+        <w:t xml:space="preserve"> Server] -&gt; [</w:t>
+      </w:r>
+      <w:proofErr w:type="spellStart"/>
       <w:r>
         <w:rPr>
           <w:bCs/>
@@ -3985,6 +4142,7 @@
         </w:rPr>
         <w:t>Asunya</w:t>
       </w:r>
+      <w:proofErr w:type="spellEnd"/>
       <w:r>
         <w:rPr>
           <w:bCs/>
@@ -4401,22 +4559,6 @@
       </w:r>
       <w:r>
         <w:rPr>
-          <w:b/>
-          <w:sz w:val="18"/>
-          <w:szCs w:val="18"/>
-        </w:rPr>
-        <w:t>•</w:t>
-      </w:r>
-      <w:r>
-        <w:rPr>
-          <w:b/>
-          <w:sz w:val="18"/>
-          <w:szCs w:val="18"/>
-        </w:rPr>
-        <w:t xml:space="preserve"> </w:t>
-      </w:r>
-      <w:r>
-        <w:rPr>
           <w:bCs/>
           <w:sz w:val="18"/>
           <w:szCs w:val="18"/>
@@ -4437,23 +4579,7 @@
           <w:sz w:val="18"/>
           <w:szCs w:val="18"/>
         </w:rPr>
-        <w:t xml:space="preserve"> </w:t>
-      </w:r>
-      <w:r>
-        <w:rPr>
-          <w:bCs/>
-          <w:sz w:val="18"/>
-          <w:szCs w:val="18"/>
-        </w:rPr>
-        <w:t>•</w:t>
-      </w:r>
-      <w:r>
-        <w:rPr>
-          <w:bCs/>
-          <w:sz w:val="18"/>
-          <w:szCs w:val="18"/>
-        </w:rPr>
-        <w:t xml:space="preserve"> </w:t>
+        <w:t xml:space="preserve">, </w:t>
       </w:r>
       <w:r>
         <w:rPr>
@@ -4509,7 +4635,43 @@
           <w:sz w:val="18"/>
           <w:szCs w:val="18"/>
         </w:rPr>
-        <w:t>StorageType: Cloud -&gt; Platform: GitHub -&gt; Account: animekingdomelbaf -&gt; Repository: kingdomheartsManga -&gt; File: Manga/Pupa/..</w:t>
+        <w:t xml:space="preserve">Data Path: Content Storage Folder -&gt; </w:t>
+      </w:r>
+      <w:proofErr w:type="spellStart"/>
+      <w:r>
+        <w:rPr>
+          <w:bCs/>
+          <w:sz w:val="18"/>
+          <w:szCs w:val="18"/>
+        </w:rPr>
+        <w:t>ContentStorage</w:t>
+      </w:r>
+      <w:proofErr w:type="spellEnd"/>
+      <w:r>
+        <w:rPr>
+          <w:bCs/>
+          <w:sz w:val="18"/>
+          <w:szCs w:val="18"/>
+        </w:rPr>
+        <w:t xml:space="preserve"> Database -&gt; Folders Table -&gt; ID Column: 16, </w:t>
+      </w:r>
+      <w:proofErr w:type="spellStart"/>
+      <w:r>
+        <w:rPr>
+          <w:bCs/>
+          <w:sz w:val="18"/>
+          <w:szCs w:val="18"/>
+        </w:rPr>
+        <w:t>FolderOrFileName</w:t>
+      </w:r>
+      <w:proofErr w:type="spellEnd"/>
+      <w:r>
+        <w:rPr>
+          <w:bCs/>
+          <w:sz w:val="18"/>
+          <w:szCs w:val="18"/>
+        </w:rPr>
+        <w:t xml:space="preserve"> Column: Pupa</w:t>
       </w:r>
     </w:p>
     <w:p>
@@ -4621,7 +4783,25 @@
           <w:sz w:val="18"/>
           <w:szCs w:val="18"/>
         </w:rPr>
-        <w:t>Sleeping To Dream</w:t>
+        <w:t xml:space="preserve">Sleeping </w:t>
+      </w:r>
+      <w:proofErr w:type="gramStart"/>
+      <w:r>
+        <w:rPr>
+          <w:bCs/>
+          <w:sz w:val="18"/>
+          <w:szCs w:val="18"/>
+        </w:rPr>
+        <w:t>To</w:t>
+      </w:r>
+      <w:proofErr w:type="gramEnd"/>
+      <w:r>
+        <w:rPr>
+          <w:bCs/>
+          <w:sz w:val="18"/>
+          <w:szCs w:val="18"/>
+        </w:rPr>
+        <w:t xml:space="preserve"> Dream</w:t>
       </w:r>
       <w:r>
         <w:rPr>
@@ -4661,7 +4841,25 @@
           <w:sz w:val="18"/>
           <w:szCs w:val="18"/>
         </w:rPr>
-        <w:t>Sleeping To Dream</w:t>
+        <w:t xml:space="preserve">Sleeping </w:t>
+      </w:r>
+      <w:proofErr w:type="gramStart"/>
+      <w:r>
+        <w:rPr>
+          <w:bCs/>
+          <w:sz w:val="18"/>
+          <w:szCs w:val="18"/>
+        </w:rPr>
+        <w:t>To</w:t>
+      </w:r>
+      <w:proofErr w:type="gramEnd"/>
+      <w:r>
+        <w:rPr>
+          <w:bCs/>
+          <w:sz w:val="18"/>
+          <w:szCs w:val="18"/>
+        </w:rPr>
+        <w:t xml:space="preserve"> Dream</w:t>
       </w:r>
       <w:r>
         <w:rPr>
@@ -4776,13 +4974,23 @@
         </w:rPr>
         <w:t xml:space="preserve"> </w:t>
       </w:r>
-      <w:r>
-        <w:rPr>
-          <w:bCs/>
-          <w:sz w:val="18"/>
-          <w:szCs w:val="18"/>
-        </w:rPr>
-        <w:t>MangaDex (https://mangadex.org)</w:t>
+      <w:proofErr w:type="spellStart"/>
+      <w:r>
+        <w:rPr>
+          <w:bCs/>
+          <w:sz w:val="18"/>
+          <w:szCs w:val="18"/>
+        </w:rPr>
+        <w:t>MangaDex</w:t>
+      </w:r>
+      <w:proofErr w:type="spellEnd"/>
+      <w:r>
+        <w:rPr>
+          <w:bCs/>
+          <w:sz w:val="18"/>
+          <w:szCs w:val="18"/>
+        </w:rPr>
+        <w:t xml:space="preserve"> (https://mangadex.org)</w:t>
       </w:r>
     </w:p>
     <w:p>
@@ -4888,8 +5096,27 @@
           <w:sz w:val="18"/>
           <w:szCs w:val="18"/>
         </w:rPr>
-        <w:t>https://mangadex.org [MangaDex Server] -&gt; [</w:t>
-      </w:r>
+        <w:t>https://mangadex.org [</w:t>
+      </w:r>
+      <w:proofErr w:type="spellStart"/>
+      <w:r>
+        <w:rPr>
+          <w:bCs/>
+          <w:sz w:val="18"/>
+          <w:szCs w:val="18"/>
+        </w:rPr>
+        <w:t>MangaDex</w:t>
+      </w:r>
+      <w:proofErr w:type="spellEnd"/>
+      <w:r>
+        <w:rPr>
+          <w:bCs/>
+          <w:sz w:val="18"/>
+          <w:szCs w:val="18"/>
+        </w:rPr>
+        <w:t xml:space="preserve"> Server] -&gt; [</w:t>
+      </w:r>
+      <w:proofErr w:type="spellStart"/>
       <w:r>
         <w:rPr>
           <w:bCs/>
@@ -4898,6 +5125,7 @@
         </w:rPr>
         <w:t>Asunya</w:t>
       </w:r>
+      <w:proofErr w:type="spellEnd"/>
       <w:r>
         <w:rPr>
           <w:bCs/>
@@ -5314,22 +5542,6 @@
       </w:r>
       <w:r>
         <w:rPr>
-          <w:b/>
-          <w:sz w:val="18"/>
-          <w:szCs w:val="18"/>
-        </w:rPr>
-        <w:t>•</w:t>
-      </w:r>
-      <w:r>
-        <w:rPr>
-          <w:b/>
-          <w:sz w:val="18"/>
-          <w:szCs w:val="18"/>
-        </w:rPr>
-        <w:t xml:space="preserve"> </w:t>
-      </w:r>
-      <w:r>
-        <w:rPr>
           <w:bCs/>
           <w:sz w:val="18"/>
           <w:szCs w:val="18"/>
@@ -5350,23 +5562,7 @@
           <w:sz w:val="18"/>
           <w:szCs w:val="18"/>
         </w:rPr>
-        <w:t xml:space="preserve"> </w:t>
-      </w:r>
-      <w:r>
-        <w:rPr>
-          <w:bCs/>
-          <w:sz w:val="18"/>
-          <w:szCs w:val="18"/>
-        </w:rPr>
-        <w:t>•</w:t>
-      </w:r>
-      <w:r>
-        <w:rPr>
-          <w:bCs/>
-          <w:sz w:val="18"/>
-          <w:szCs w:val="18"/>
-        </w:rPr>
-        <w:t xml:space="preserve"> </w:t>
+        <w:t xml:space="preserve">, </w:t>
       </w:r>
       <w:r>
         <w:rPr>
@@ -5422,7 +5618,43 @@
           <w:sz w:val="18"/>
           <w:szCs w:val="18"/>
         </w:rPr>
-        <w:t>StorageType: Cloud -&gt; Platform: GitHub -&gt; Account: animekingdomelbaf -&gt; Repository: kingdomheartsManga -&gt; File: Manga/Pupa/..</w:t>
+        <w:t xml:space="preserve">Data Path: Content Storage Folder -&gt; </w:t>
+      </w:r>
+      <w:proofErr w:type="spellStart"/>
+      <w:r>
+        <w:rPr>
+          <w:bCs/>
+          <w:sz w:val="18"/>
+          <w:szCs w:val="18"/>
+        </w:rPr>
+        <w:t>ContentStorage</w:t>
+      </w:r>
+      <w:proofErr w:type="spellEnd"/>
+      <w:r>
+        <w:rPr>
+          <w:bCs/>
+          <w:sz w:val="18"/>
+          <w:szCs w:val="18"/>
+        </w:rPr>
+        <w:t xml:space="preserve"> Database -&gt; Folders Table -&gt; ID Column: 16, </w:t>
+      </w:r>
+      <w:proofErr w:type="spellStart"/>
+      <w:r>
+        <w:rPr>
+          <w:bCs/>
+          <w:sz w:val="18"/>
+          <w:szCs w:val="18"/>
+        </w:rPr>
+        <w:t>FolderOrFileName</w:t>
+      </w:r>
+      <w:proofErr w:type="spellEnd"/>
+      <w:r>
+        <w:rPr>
+          <w:bCs/>
+          <w:sz w:val="18"/>
+          <w:szCs w:val="18"/>
+        </w:rPr>
+        <w:t xml:space="preserve"> Column: Pupa</w:t>
       </w:r>
     </w:p>
     <w:p>
@@ -5685,13 +5917,23 @@
         </w:rPr>
         <w:t xml:space="preserve"> </w:t>
       </w:r>
-      <w:r>
-        <w:rPr>
-          <w:bCs/>
-          <w:sz w:val="18"/>
-          <w:szCs w:val="18"/>
-        </w:rPr>
-        <w:t>MangaDex (https://mangadex.org)</w:t>
+      <w:proofErr w:type="spellStart"/>
+      <w:r>
+        <w:rPr>
+          <w:bCs/>
+          <w:sz w:val="18"/>
+          <w:szCs w:val="18"/>
+        </w:rPr>
+        <w:t>MangaDex</w:t>
+      </w:r>
+      <w:proofErr w:type="spellEnd"/>
+      <w:r>
+        <w:rPr>
+          <w:bCs/>
+          <w:sz w:val="18"/>
+          <w:szCs w:val="18"/>
+        </w:rPr>
+        <w:t xml:space="preserve"> (https://mangadex.org)</w:t>
       </w:r>
     </w:p>
     <w:p>
@@ -5797,8 +6039,27 @@
           <w:sz w:val="18"/>
           <w:szCs w:val="18"/>
         </w:rPr>
-        <w:t>https://mangadex.org [MangaDex Server] -&gt; [</w:t>
-      </w:r>
+        <w:t>https://mangadex.org [</w:t>
+      </w:r>
+      <w:proofErr w:type="spellStart"/>
+      <w:r>
+        <w:rPr>
+          <w:bCs/>
+          <w:sz w:val="18"/>
+          <w:szCs w:val="18"/>
+        </w:rPr>
+        <w:t>MangaDex</w:t>
+      </w:r>
+      <w:proofErr w:type="spellEnd"/>
+      <w:r>
+        <w:rPr>
+          <w:bCs/>
+          <w:sz w:val="18"/>
+          <w:szCs w:val="18"/>
+        </w:rPr>
+        <w:t xml:space="preserve"> Server] -&gt; [</w:t>
+      </w:r>
+      <w:proofErr w:type="spellStart"/>
       <w:r>
         <w:rPr>
           <w:bCs/>
@@ -5807,6 +6068,7 @@
         </w:rPr>
         <w:t>Asunya</w:t>
       </w:r>
+      <w:proofErr w:type="spellEnd"/>
       <w:r>
         <w:rPr>
           <w:bCs/>
@@ -6231,22 +6493,6 @@
       </w:r>
       <w:r>
         <w:rPr>
-          <w:b/>
-          <w:sz w:val="18"/>
-          <w:szCs w:val="18"/>
-        </w:rPr>
-        <w:t>•</w:t>
-      </w:r>
-      <w:r>
-        <w:rPr>
-          <w:b/>
-          <w:sz w:val="18"/>
-          <w:szCs w:val="18"/>
-        </w:rPr>
-        <w:t xml:space="preserve"> </w:t>
-      </w:r>
-      <w:r>
-        <w:rPr>
           <w:bCs/>
           <w:sz w:val="18"/>
           <w:szCs w:val="18"/>
@@ -6267,23 +6513,7 @@
           <w:sz w:val="18"/>
           <w:szCs w:val="18"/>
         </w:rPr>
-        <w:t xml:space="preserve"> </w:t>
-      </w:r>
-      <w:r>
-        <w:rPr>
-          <w:bCs/>
-          <w:sz w:val="18"/>
-          <w:szCs w:val="18"/>
-        </w:rPr>
-        <w:t>•</w:t>
-      </w:r>
-      <w:r>
-        <w:rPr>
-          <w:bCs/>
-          <w:sz w:val="18"/>
-          <w:szCs w:val="18"/>
-        </w:rPr>
-        <w:t xml:space="preserve"> </w:t>
+        <w:t xml:space="preserve">, </w:t>
       </w:r>
       <w:r>
         <w:rPr>
@@ -6339,7 +6569,43 @@
           <w:sz w:val="18"/>
           <w:szCs w:val="18"/>
         </w:rPr>
-        <w:t>StorageType: Cloud -&gt; Platform: GitHub -&gt; Account: animekingdomelbaf -&gt; Repository: kingdomheartsManga -&gt; File: Manga/Pupa/..</w:t>
+        <w:t xml:space="preserve">Data Path: Content Storage Folder -&gt; </w:t>
+      </w:r>
+      <w:proofErr w:type="spellStart"/>
+      <w:r>
+        <w:rPr>
+          <w:bCs/>
+          <w:sz w:val="18"/>
+          <w:szCs w:val="18"/>
+        </w:rPr>
+        <w:t>ContentStorage</w:t>
+      </w:r>
+      <w:proofErr w:type="spellEnd"/>
+      <w:r>
+        <w:rPr>
+          <w:bCs/>
+          <w:sz w:val="18"/>
+          <w:szCs w:val="18"/>
+        </w:rPr>
+        <w:t xml:space="preserve"> Database -&gt; Folders Table -&gt; ID Column: 16, </w:t>
+      </w:r>
+      <w:proofErr w:type="spellStart"/>
+      <w:r>
+        <w:rPr>
+          <w:bCs/>
+          <w:sz w:val="18"/>
+          <w:szCs w:val="18"/>
+        </w:rPr>
+        <w:t>FolderOrFileName</w:t>
+      </w:r>
+      <w:proofErr w:type="spellEnd"/>
+      <w:r>
+        <w:rPr>
+          <w:bCs/>
+          <w:sz w:val="18"/>
+          <w:szCs w:val="18"/>
+        </w:rPr>
+        <w:t xml:space="preserve"> Column: Pupa</w:t>
       </w:r>
     </w:p>
     <w:p>
@@ -7878,6 +8144,7 @@
   <w:style w:type="character" w:default="1" w:styleId="DefaultParagraphFont">
     <w:name w:val="Default Paragraph Font"/>
     <w:uiPriority w:val="1"/>
+    <w:semiHidden/>
     <w:unhideWhenUsed/>
   </w:style>
   <w:style w:type="table" w:default="1" w:styleId="TableNormal">

--- a/Manga/Pupa/1-Core (size)/English/MangaDex/2-Volume 2/Sources - Volume 2.docx
+++ b/Manga/Pupa/1-Core (size)/English/MangaDex/2-Volume 2/Sources - Volume 2.docx
@@ -235,23 +235,13 @@
         </w:rPr>
         <w:t xml:space="preserve"> </w:t>
       </w:r>
-      <w:proofErr w:type="spellStart"/>
-      <w:r>
-        <w:rPr>
-          <w:bCs/>
-          <w:sz w:val="18"/>
-          <w:szCs w:val="18"/>
-        </w:rPr>
-        <w:t>MangaDex</w:t>
-      </w:r>
-      <w:proofErr w:type="spellEnd"/>
-      <w:r>
-        <w:rPr>
-          <w:bCs/>
-          <w:sz w:val="18"/>
-          <w:szCs w:val="18"/>
-        </w:rPr>
-        <w:t xml:space="preserve"> (https://mangadex.org)</w:t>
+      <w:r>
+        <w:rPr>
+          <w:bCs/>
+          <w:sz w:val="18"/>
+          <w:szCs w:val="18"/>
+        </w:rPr>
+        <w:t>MangaDex (https://mangadex.org)</w:t>
       </w:r>
     </w:p>
     <w:p>
@@ -361,27 +351,8 @@
           <w:sz w:val="18"/>
           <w:szCs w:val="18"/>
         </w:rPr>
-        <w:t>https://mangadex.org [</w:t>
-      </w:r>
-      <w:proofErr w:type="spellStart"/>
-      <w:r>
-        <w:rPr>
-          <w:bCs/>
-          <w:sz w:val="18"/>
-          <w:szCs w:val="18"/>
-        </w:rPr>
-        <w:t>MangaDex</w:t>
-      </w:r>
-      <w:proofErr w:type="spellEnd"/>
-      <w:r>
-        <w:rPr>
-          <w:bCs/>
-          <w:sz w:val="18"/>
-          <w:szCs w:val="18"/>
-        </w:rPr>
-        <w:t xml:space="preserve"> Server] -&gt; [</w:t>
-      </w:r>
-      <w:proofErr w:type="spellStart"/>
+        <w:t>https://mangadex.org [MangaDex Server] -&gt; [</w:t>
+      </w:r>
       <w:r>
         <w:rPr>
           <w:bCs/>
@@ -390,14 +361,53 @@
         </w:rPr>
         <w:t>Mattari</w:t>
       </w:r>
-      <w:proofErr w:type="spellEnd"/>
-      <w:r>
-        <w:rPr>
-          <w:bCs/>
-          <w:sz w:val="18"/>
-          <w:szCs w:val="18"/>
-        </w:rPr>
-        <w:t xml:space="preserve"> User]</w:t>
+      <w:r>
+        <w:rPr>
+          <w:bCs/>
+          <w:sz w:val="18"/>
+          <w:szCs w:val="18"/>
+        </w:rPr>
+        <w:t xml:space="preserve"> </w:t>
+      </w:r>
+      <w:r>
+        <w:rPr>
+          <w:bCs/>
+          <w:sz w:val="18"/>
+          <w:szCs w:val="18"/>
+        </w:rPr>
+        <w:t>Group</w:t>
+      </w:r>
+      <w:r>
+        <w:rPr>
+          <w:bCs/>
+          <w:sz w:val="18"/>
+          <w:szCs w:val="18"/>
+        </w:rPr>
+        <w:t xml:space="preserve">, </w:t>
+      </w:r>
+      <w:r>
+        <w:rPr>
+          <w:bCs/>
+          <w:sz w:val="18"/>
+          <w:szCs w:val="18"/>
+        </w:rPr>
+        <w:t>MissMystery</w:t>
+      </w:r>
+      <w:r>
+        <w:rPr>
+          <w:bCs/>
+          <w:sz w:val="18"/>
+          <w:szCs w:val="18"/>
+        </w:rPr>
+        <w:t xml:space="preserve"> </w:t>
+      </w:r>
+      <w:r>
+        <w:rPr>
+          <w:bCs/>
+          <w:sz w:val="18"/>
+          <w:szCs w:val="18"/>
+        </w:rPr>
+        <w:t>User]</w:t>
       </w:r>
     </w:p>
     <w:p>
@@ -875,43 +885,7 @@
           <w:sz w:val="18"/>
           <w:szCs w:val="18"/>
         </w:rPr>
-        <w:t xml:space="preserve">Data Path: Content Storage Folder -&gt; </w:t>
-      </w:r>
-      <w:proofErr w:type="spellStart"/>
-      <w:r>
-        <w:rPr>
-          <w:bCs/>
-          <w:sz w:val="18"/>
-          <w:szCs w:val="18"/>
-        </w:rPr>
-        <w:t>ContentStorage</w:t>
-      </w:r>
-      <w:proofErr w:type="spellEnd"/>
-      <w:r>
-        <w:rPr>
-          <w:bCs/>
-          <w:sz w:val="18"/>
-          <w:szCs w:val="18"/>
-        </w:rPr>
-        <w:t xml:space="preserve"> Database -&gt; Folders Table -&gt; ID Column: 16, </w:t>
-      </w:r>
-      <w:proofErr w:type="spellStart"/>
-      <w:r>
-        <w:rPr>
-          <w:bCs/>
-          <w:sz w:val="18"/>
-          <w:szCs w:val="18"/>
-        </w:rPr>
-        <w:t>FolderOrFileName</w:t>
-      </w:r>
-      <w:proofErr w:type="spellEnd"/>
-      <w:r>
-        <w:rPr>
-          <w:bCs/>
-          <w:sz w:val="18"/>
-          <w:szCs w:val="18"/>
-        </w:rPr>
-        <w:t xml:space="preserve"> Column: Pupa</w:t>
+        <w:t>Data Path: Content Storage Folder -&gt; ContentStorage Database -&gt; Folders Table -&gt; ID Column: 16, FolderOrFileName Column: Pupa</w:t>
       </w:r>
     </w:p>
     <w:p>
@@ -1194,23 +1168,13 @@
         </w:rPr>
         <w:t xml:space="preserve"> </w:t>
       </w:r>
-      <w:proofErr w:type="spellStart"/>
-      <w:r>
-        <w:rPr>
-          <w:bCs/>
-          <w:sz w:val="18"/>
-          <w:szCs w:val="18"/>
-        </w:rPr>
-        <w:t>MangaDex</w:t>
-      </w:r>
-      <w:proofErr w:type="spellEnd"/>
-      <w:r>
-        <w:rPr>
-          <w:bCs/>
-          <w:sz w:val="18"/>
-          <w:szCs w:val="18"/>
-        </w:rPr>
-        <w:t xml:space="preserve"> (https://mangadex.org)</w:t>
+      <w:r>
+        <w:rPr>
+          <w:bCs/>
+          <w:sz w:val="18"/>
+          <w:szCs w:val="18"/>
+        </w:rPr>
+        <w:t>MangaDex (https://mangadex.org)</w:t>
       </w:r>
     </w:p>
     <w:p>
@@ -1320,27 +1284,16 @@
           <w:sz w:val="18"/>
           <w:szCs w:val="18"/>
         </w:rPr>
-        <w:t>https://mangadex.org [</w:t>
-      </w:r>
-      <w:proofErr w:type="spellStart"/>
-      <w:r>
-        <w:rPr>
-          <w:bCs/>
-          <w:sz w:val="18"/>
-          <w:szCs w:val="18"/>
-        </w:rPr>
-        <w:t>MangaDex</w:t>
-      </w:r>
-      <w:proofErr w:type="spellEnd"/>
-      <w:r>
-        <w:rPr>
-          <w:bCs/>
-          <w:sz w:val="18"/>
-          <w:szCs w:val="18"/>
-        </w:rPr>
-        <w:t xml:space="preserve"> Server] -&gt; [</w:t>
-      </w:r>
-      <w:proofErr w:type="spellStart"/>
+        <w:t xml:space="preserve">https://mangadex.org [MangaDex Server] -&gt; </w:t>
+      </w:r>
+      <w:r>
+        <w:rPr>
+          <w:bCs/>
+          <w:sz w:val="18"/>
+          <w:szCs w:val="18"/>
+        </w:rPr>
+        <w:t>[</w:t>
+      </w:r>
       <w:r>
         <w:rPr>
           <w:bCs/>
@@ -1349,14 +1302,45 @@
         </w:rPr>
         <w:t>Mattari</w:t>
       </w:r>
-      <w:proofErr w:type="spellEnd"/>
-      <w:r>
-        <w:rPr>
-          <w:bCs/>
-          <w:sz w:val="18"/>
-          <w:szCs w:val="18"/>
-        </w:rPr>
-        <w:t xml:space="preserve"> User]</w:t>
+      <w:r>
+        <w:rPr>
+          <w:bCs/>
+          <w:sz w:val="18"/>
+          <w:szCs w:val="18"/>
+        </w:rPr>
+        <w:t xml:space="preserve"> </w:t>
+      </w:r>
+      <w:r>
+        <w:rPr>
+          <w:bCs/>
+          <w:sz w:val="18"/>
+          <w:szCs w:val="18"/>
+        </w:rPr>
+        <w:t xml:space="preserve">Group, </w:t>
+      </w:r>
+      <w:r>
+        <w:rPr>
+          <w:bCs/>
+          <w:sz w:val="18"/>
+          <w:szCs w:val="18"/>
+        </w:rPr>
+        <w:t xml:space="preserve">MissMystery </w:t>
+      </w:r>
+      <w:r>
+        <w:rPr>
+          <w:bCs/>
+          <w:sz w:val="18"/>
+          <w:szCs w:val="18"/>
+        </w:rPr>
+        <w:t>User</w:t>
+      </w:r>
+      <w:r>
+        <w:rPr>
+          <w:bCs/>
+          <w:sz w:val="18"/>
+          <w:szCs w:val="18"/>
+        </w:rPr>
+        <w:t>]</w:t>
       </w:r>
     </w:p>
     <w:p>
@@ -1834,43 +1818,7 @@
           <w:sz w:val="18"/>
           <w:szCs w:val="18"/>
         </w:rPr>
-        <w:t xml:space="preserve">Data Path: Content Storage Folder -&gt; </w:t>
-      </w:r>
-      <w:proofErr w:type="spellStart"/>
-      <w:r>
-        <w:rPr>
-          <w:bCs/>
-          <w:sz w:val="18"/>
-          <w:szCs w:val="18"/>
-        </w:rPr>
-        <w:t>ContentStorage</w:t>
-      </w:r>
-      <w:proofErr w:type="spellEnd"/>
-      <w:r>
-        <w:rPr>
-          <w:bCs/>
-          <w:sz w:val="18"/>
-          <w:szCs w:val="18"/>
-        </w:rPr>
-        <w:t xml:space="preserve"> Database -&gt; Folders Table -&gt; ID Column: 16, </w:t>
-      </w:r>
-      <w:proofErr w:type="spellStart"/>
-      <w:r>
-        <w:rPr>
-          <w:bCs/>
-          <w:sz w:val="18"/>
-          <w:szCs w:val="18"/>
-        </w:rPr>
-        <w:t>FolderOrFileName</w:t>
-      </w:r>
-      <w:proofErr w:type="spellEnd"/>
-      <w:r>
-        <w:rPr>
-          <w:bCs/>
-          <w:sz w:val="18"/>
-          <w:szCs w:val="18"/>
-        </w:rPr>
-        <w:t xml:space="preserve"> Column: Pupa</w:t>
+        <w:t>Data Path: Content Storage Folder -&gt; ContentStorage Database -&gt; Folders Table -&gt; ID Column: 16, FolderOrFileName Column: Pupa</w:t>
       </w:r>
     </w:p>
     <w:p>
@@ -2133,23 +2081,13 @@
         </w:rPr>
         <w:t xml:space="preserve"> </w:t>
       </w:r>
-      <w:proofErr w:type="spellStart"/>
-      <w:r>
-        <w:rPr>
-          <w:bCs/>
-          <w:sz w:val="18"/>
-          <w:szCs w:val="18"/>
-        </w:rPr>
-        <w:t>MangaDex</w:t>
-      </w:r>
-      <w:proofErr w:type="spellEnd"/>
-      <w:r>
-        <w:rPr>
-          <w:bCs/>
-          <w:sz w:val="18"/>
-          <w:szCs w:val="18"/>
-        </w:rPr>
-        <w:t xml:space="preserve"> (https://mangadex.org)</w:t>
+      <w:r>
+        <w:rPr>
+          <w:bCs/>
+          <w:sz w:val="18"/>
+          <w:szCs w:val="18"/>
+        </w:rPr>
+        <w:t>MangaDex (https://mangadex.org)</w:t>
       </w:r>
     </w:p>
     <w:p>
@@ -2259,27 +2197,8 @@
           <w:sz w:val="18"/>
           <w:szCs w:val="18"/>
         </w:rPr>
-        <w:t>https://mangadex.org [</w:t>
-      </w:r>
-      <w:proofErr w:type="spellStart"/>
-      <w:r>
-        <w:rPr>
-          <w:bCs/>
-          <w:sz w:val="18"/>
-          <w:szCs w:val="18"/>
-        </w:rPr>
-        <w:t>MangaDex</w:t>
-      </w:r>
-      <w:proofErr w:type="spellEnd"/>
-      <w:r>
-        <w:rPr>
-          <w:bCs/>
-          <w:sz w:val="18"/>
-          <w:szCs w:val="18"/>
-        </w:rPr>
-        <w:t xml:space="preserve"> Server] -&gt; [</w:t>
-      </w:r>
-      <w:proofErr w:type="spellStart"/>
+        <w:t>https://mangadex.org [MangaDex Server] -&gt; [</w:t>
+      </w:r>
       <w:r>
         <w:rPr>
           <w:bCs/>
@@ -2288,14 +2207,45 @@
         </w:rPr>
         <w:t>Mattari</w:t>
       </w:r>
-      <w:proofErr w:type="spellEnd"/>
-      <w:r>
-        <w:rPr>
-          <w:bCs/>
-          <w:sz w:val="18"/>
-          <w:szCs w:val="18"/>
-        </w:rPr>
-        <w:t xml:space="preserve"> User]</w:t>
+      <w:r>
+        <w:rPr>
+          <w:bCs/>
+          <w:sz w:val="18"/>
+          <w:szCs w:val="18"/>
+        </w:rPr>
+        <w:t xml:space="preserve"> </w:t>
+      </w:r>
+      <w:r>
+        <w:rPr>
+          <w:bCs/>
+          <w:sz w:val="18"/>
+          <w:szCs w:val="18"/>
+        </w:rPr>
+        <w:t xml:space="preserve">Group, </w:t>
+      </w:r>
+      <w:r>
+        <w:rPr>
+          <w:bCs/>
+          <w:sz w:val="18"/>
+          <w:szCs w:val="18"/>
+        </w:rPr>
+        <w:t xml:space="preserve">MissMystery </w:t>
+      </w:r>
+      <w:r>
+        <w:rPr>
+          <w:bCs/>
+          <w:sz w:val="18"/>
+          <w:szCs w:val="18"/>
+        </w:rPr>
+        <w:t>User</w:t>
+      </w:r>
+      <w:r>
+        <w:rPr>
+          <w:bCs/>
+          <w:sz w:val="18"/>
+          <w:szCs w:val="18"/>
+        </w:rPr>
+        <w:t>]</w:t>
       </w:r>
     </w:p>
     <w:p>
@@ -2781,43 +2731,7 @@
           <w:sz w:val="18"/>
           <w:szCs w:val="18"/>
         </w:rPr>
-        <w:t xml:space="preserve">Data Path: Content Storage Folder -&gt; </w:t>
-      </w:r>
-      <w:proofErr w:type="spellStart"/>
-      <w:r>
-        <w:rPr>
-          <w:bCs/>
-          <w:sz w:val="18"/>
-          <w:szCs w:val="18"/>
-        </w:rPr>
-        <w:t>ContentStorage</w:t>
-      </w:r>
-      <w:proofErr w:type="spellEnd"/>
-      <w:r>
-        <w:rPr>
-          <w:bCs/>
-          <w:sz w:val="18"/>
-          <w:szCs w:val="18"/>
-        </w:rPr>
-        <w:t xml:space="preserve"> Database -&gt; Folders Table -&gt; ID Column: 16, </w:t>
-      </w:r>
-      <w:proofErr w:type="spellStart"/>
-      <w:r>
-        <w:rPr>
-          <w:bCs/>
-          <w:sz w:val="18"/>
-          <w:szCs w:val="18"/>
-        </w:rPr>
-        <w:t>FolderOrFileName</w:t>
-      </w:r>
-      <w:proofErr w:type="spellEnd"/>
-      <w:r>
-        <w:rPr>
-          <w:bCs/>
-          <w:sz w:val="18"/>
-          <w:szCs w:val="18"/>
-        </w:rPr>
-        <w:t xml:space="preserve"> Column: Pupa</w:t>
+        <w:t>Data Path: Content Storage Folder -&gt; ContentStorage Database -&gt; Folders Table -&gt; ID Column: 16, FolderOrFileName Column: Pupa</w:t>
       </w:r>
     </w:p>
     <w:p>
@@ -3076,23 +2990,13 @@
         </w:rPr>
         <w:t xml:space="preserve"> </w:t>
       </w:r>
-      <w:proofErr w:type="spellStart"/>
-      <w:r>
-        <w:rPr>
-          <w:bCs/>
-          <w:sz w:val="18"/>
-          <w:szCs w:val="18"/>
-        </w:rPr>
-        <w:t>MangaDex</w:t>
-      </w:r>
-      <w:proofErr w:type="spellEnd"/>
-      <w:r>
-        <w:rPr>
-          <w:bCs/>
-          <w:sz w:val="18"/>
-          <w:szCs w:val="18"/>
-        </w:rPr>
-        <w:t xml:space="preserve"> (https://mangadex.org)</w:t>
+      <w:r>
+        <w:rPr>
+          <w:bCs/>
+          <w:sz w:val="18"/>
+          <w:szCs w:val="18"/>
+        </w:rPr>
+        <w:t>MangaDex (https://mangadex.org)</w:t>
       </w:r>
     </w:p>
     <w:p>
@@ -3193,27 +3097,8 @@
           <w:sz w:val="18"/>
           <w:szCs w:val="18"/>
         </w:rPr>
-        <w:t>https://mangadex.org [</w:t>
-      </w:r>
-      <w:proofErr w:type="spellStart"/>
-      <w:r>
-        <w:rPr>
-          <w:bCs/>
-          <w:sz w:val="18"/>
-          <w:szCs w:val="18"/>
-        </w:rPr>
-        <w:t>MangaDex</w:t>
-      </w:r>
-      <w:proofErr w:type="spellEnd"/>
-      <w:r>
-        <w:rPr>
-          <w:bCs/>
-          <w:sz w:val="18"/>
-          <w:szCs w:val="18"/>
-        </w:rPr>
-        <w:t xml:space="preserve"> Server] -&gt; [</w:t>
-      </w:r>
-      <w:proofErr w:type="spellStart"/>
+        <w:t>https://mangadex.org [MangaDex Server] -&gt; [</w:t>
+      </w:r>
       <w:r>
         <w:rPr>
           <w:bCs/>
@@ -3222,14 +3107,45 @@
         </w:rPr>
         <w:t>Mattari</w:t>
       </w:r>
-      <w:proofErr w:type="spellEnd"/>
-      <w:r>
-        <w:rPr>
-          <w:bCs/>
-          <w:sz w:val="18"/>
-          <w:szCs w:val="18"/>
-        </w:rPr>
-        <w:t xml:space="preserve"> User]</w:t>
+      <w:r>
+        <w:rPr>
+          <w:bCs/>
+          <w:sz w:val="18"/>
+          <w:szCs w:val="18"/>
+        </w:rPr>
+        <w:t xml:space="preserve"> </w:t>
+      </w:r>
+      <w:r>
+        <w:rPr>
+          <w:bCs/>
+          <w:sz w:val="18"/>
+          <w:szCs w:val="18"/>
+        </w:rPr>
+        <w:t xml:space="preserve">Group, </w:t>
+      </w:r>
+      <w:r>
+        <w:rPr>
+          <w:bCs/>
+          <w:sz w:val="18"/>
+          <w:szCs w:val="18"/>
+        </w:rPr>
+        <w:t xml:space="preserve">MissMystery </w:t>
+      </w:r>
+      <w:r>
+        <w:rPr>
+          <w:bCs/>
+          <w:sz w:val="18"/>
+          <w:szCs w:val="18"/>
+        </w:rPr>
+        <w:t>User</w:t>
+      </w:r>
+      <w:r>
+        <w:rPr>
+          <w:bCs/>
+          <w:sz w:val="18"/>
+          <w:szCs w:val="18"/>
+        </w:rPr>
+        <w:t>]</w:t>
       </w:r>
     </w:p>
     <w:p>
@@ -3707,43 +3623,7 @@
           <w:sz w:val="18"/>
           <w:szCs w:val="18"/>
         </w:rPr>
-        <w:t xml:space="preserve">Data Path: Content Storage Folder -&gt; </w:t>
-      </w:r>
-      <w:proofErr w:type="spellStart"/>
-      <w:r>
-        <w:rPr>
-          <w:bCs/>
-          <w:sz w:val="18"/>
-          <w:szCs w:val="18"/>
-        </w:rPr>
-        <w:t>ContentStorage</w:t>
-      </w:r>
-      <w:proofErr w:type="spellEnd"/>
-      <w:r>
-        <w:rPr>
-          <w:bCs/>
-          <w:sz w:val="18"/>
-          <w:szCs w:val="18"/>
-        </w:rPr>
-        <w:t xml:space="preserve"> Database -&gt; Folders Table -&gt; ID Column: 16, </w:t>
-      </w:r>
-      <w:proofErr w:type="spellStart"/>
-      <w:r>
-        <w:rPr>
-          <w:bCs/>
-          <w:sz w:val="18"/>
-          <w:szCs w:val="18"/>
-        </w:rPr>
-        <w:t>FolderOrFileName</w:t>
-      </w:r>
-      <w:proofErr w:type="spellEnd"/>
-      <w:r>
-        <w:rPr>
-          <w:bCs/>
-          <w:sz w:val="18"/>
-          <w:szCs w:val="18"/>
-        </w:rPr>
-        <w:t xml:space="preserve"> Column: Pupa</w:t>
+        <w:t>Data Path: Content Storage Folder -&gt; ContentStorage Database -&gt; Folders Table -&gt; ID Column: 16, FolderOrFileName Column: Pupa</w:t>
       </w:r>
     </w:p>
     <w:p>
@@ -3991,23 +3871,13 @@
         </w:rPr>
         <w:t xml:space="preserve"> </w:t>
       </w:r>
-      <w:proofErr w:type="spellStart"/>
-      <w:r>
-        <w:rPr>
-          <w:bCs/>
-          <w:sz w:val="18"/>
-          <w:szCs w:val="18"/>
-        </w:rPr>
-        <w:t>MangaDex</w:t>
-      </w:r>
-      <w:proofErr w:type="spellEnd"/>
-      <w:r>
-        <w:rPr>
-          <w:bCs/>
-          <w:sz w:val="18"/>
-          <w:szCs w:val="18"/>
-        </w:rPr>
-        <w:t xml:space="preserve"> (https://mangadex.org)</w:t>
+      <w:r>
+        <w:rPr>
+          <w:bCs/>
+          <w:sz w:val="18"/>
+          <w:szCs w:val="18"/>
+        </w:rPr>
+        <w:t>MangaDex (https://mangadex.org)</w:t>
       </w:r>
     </w:p>
     <w:p>
@@ -4113,51 +3983,47 @@
           <w:sz w:val="18"/>
           <w:szCs w:val="18"/>
         </w:rPr>
-        <w:t>https://mangadex.org [</w:t>
-      </w:r>
-      <w:proofErr w:type="spellStart"/>
-      <w:r>
-        <w:rPr>
-          <w:bCs/>
-          <w:sz w:val="18"/>
-          <w:szCs w:val="18"/>
-        </w:rPr>
-        <w:t>MangaDex</w:t>
-      </w:r>
-      <w:proofErr w:type="spellEnd"/>
-      <w:r>
-        <w:rPr>
-          <w:bCs/>
-          <w:sz w:val="18"/>
-          <w:szCs w:val="18"/>
-        </w:rPr>
-        <w:t xml:space="preserve"> Server] -&gt; [</w:t>
-      </w:r>
-      <w:proofErr w:type="spellStart"/>
-      <w:r>
-        <w:rPr>
-          <w:bCs/>
-          <w:sz w:val="18"/>
-          <w:szCs w:val="18"/>
-        </w:rPr>
-        <w:t>Asunya</w:t>
-      </w:r>
-      <w:proofErr w:type="spellEnd"/>
-      <w:r>
-        <w:rPr>
-          <w:bCs/>
-          <w:sz w:val="18"/>
-          <w:szCs w:val="18"/>
-        </w:rPr>
-        <w:t xml:space="preserve"> </w:t>
-      </w:r>
-      <w:r>
-        <w:rPr>
-          <w:bCs/>
-          <w:sz w:val="18"/>
-          <w:szCs w:val="18"/>
-        </w:rPr>
-        <w:t>User]</w:t>
+        <w:t>https://mangadex.org [MangaDex Server] -&gt; [</w:t>
+      </w:r>
+      <w:r>
+        <w:rPr>
+          <w:bCs/>
+          <w:sz w:val="18"/>
+          <w:szCs w:val="18"/>
+        </w:rPr>
+        <w:t xml:space="preserve">Asunya </w:t>
+      </w:r>
+      <w:r>
+        <w:rPr>
+          <w:bCs/>
+          <w:sz w:val="18"/>
+          <w:szCs w:val="18"/>
+        </w:rPr>
+        <w:t xml:space="preserve">Group, </w:t>
+      </w:r>
+      <w:r>
+        <w:rPr>
+          <w:bCs/>
+          <w:sz w:val="18"/>
+          <w:szCs w:val="18"/>
+        </w:rPr>
+        <w:t xml:space="preserve">MissMystery </w:t>
+      </w:r>
+      <w:r>
+        <w:rPr>
+          <w:bCs/>
+          <w:sz w:val="18"/>
+          <w:szCs w:val="18"/>
+        </w:rPr>
+        <w:t>User</w:t>
+      </w:r>
+      <w:r>
+        <w:rPr>
+          <w:bCs/>
+          <w:sz w:val="18"/>
+          <w:szCs w:val="18"/>
+        </w:rPr>
+        <w:t>]</w:t>
       </w:r>
     </w:p>
     <w:p>
@@ -4635,43 +4501,7 @@
           <w:sz w:val="18"/>
           <w:szCs w:val="18"/>
         </w:rPr>
-        <w:t xml:space="preserve">Data Path: Content Storage Folder -&gt; </w:t>
-      </w:r>
-      <w:proofErr w:type="spellStart"/>
-      <w:r>
-        <w:rPr>
-          <w:bCs/>
-          <w:sz w:val="18"/>
-          <w:szCs w:val="18"/>
-        </w:rPr>
-        <w:t>ContentStorage</w:t>
-      </w:r>
-      <w:proofErr w:type="spellEnd"/>
-      <w:r>
-        <w:rPr>
-          <w:bCs/>
-          <w:sz w:val="18"/>
-          <w:szCs w:val="18"/>
-        </w:rPr>
-        <w:t xml:space="preserve"> Database -&gt; Folders Table -&gt; ID Column: 16, </w:t>
-      </w:r>
-      <w:proofErr w:type="spellStart"/>
-      <w:r>
-        <w:rPr>
-          <w:bCs/>
-          <w:sz w:val="18"/>
-          <w:szCs w:val="18"/>
-        </w:rPr>
-        <w:t>FolderOrFileName</w:t>
-      </w:r>
-      <w:proofErr w:type="spellEnd"/>
-      <w:r>
-        <w:rPr>
-          <w:bCs/>
-          <w:sz w:val="18"/>
-          <w:szCs w:val="18"/>
-        </w:rPr>
-        <w:t xml:space="preserve"> Column: Pupa</w:t>
+        <w:t>Data Path: Content Storage Folder -&gt; ContentStorage Database -&gt; Folders Table -&gt; ID Column: 16, FolderOrFileName Column: Pupa</w:t>
       </w:r>
     </w:p>
     <w:p>
@@ -4783,25 +4613,7 @@
           <w:sz w:val="18"/>
           <w:szCs w:val="18"/>
         </w:rPr>
-        <w:t xml:space="preserve">Sleeping </w:t>
-      </w:r>
-      <w:proofErr w:type="gramStart"/>
-      <w:r>
-        <w:rPr>
-          <w:bCs/>
-          <w:sz w:val="18"/>
-          <w:szCs w:val="18"/>
-        </w:rPr>
-        <w:t>To</w:t>
-      </w:r>
-      <w:proofErr w:type="gramEnd"/>
-      <w:r>
-        <w:rPr>
-          <w:bCs/>
-          <w:sz w:val="18"/>
-          <w:szCs w:val="18"/>
-        </w:rPr>
-        <w:t xml:space="preserve"> Dream</w:t>
+        <w:t>Sleeping To Dream</w:t>
       </w:r>
       <w:r>
         <w:rPr>
@@ -4841,25 +4653,7 @@
           <w:sz w:val="18"/>
           <w:szCs w:val="18"/>
         </w:rPr>
-        <w:t xml:space="preserve">Sleeping </w:t>
-      </w:r>
-      <w:proofErr w:type="gramStart"/>
-      <w:r>
-        <w:rPr>
-          <w:bCs/>
-          <w:sz w:val="18"/>
-          <w:szCs w:val="18"/>
-        </w:rPr>
-        <w:t>To</w:t>
-      </w:r>
-      <w:proofErr w:type="gramEnd"/>
-      <w:r>
-        <w:rPr>
-          <w:bCs/>
-          <w:sz w:val="18"/>
-          <w:szCs w:val="18"/>
-        </w:rPr>
-        <w:t xml:space="preserve"> Dream</w:t>
+        <w:t>Sleeping To Dream</w:t>
       </w:r>
       <w:r>
         <w:rPr>
@@ -4974,23 +4768,13 @@
         </w:rPr>
         <w:t xml:space="preserve"> </w:t>
       </w:r>
-      <w:proofErr w:type="spellStart"/>
-      <w:r>
-        <w:rPr>
-          <w:bCs/>
-          <w:sz w:val="18"/>
-          <w:szCs w:val="18"/>
-        </w:rPr>
-        <w:t>MangaDex</w:t>
-      </w:r>
-      <w:proofErr w:type="spellEnd"/>
-      <w:r>
-        <w:rPr>
-          <w:bCs/>
-          <w:sz w:val="18"/>
-          <w:szCs w:val="18"/>
-        </w:rPr>
-        <w:t xml:space="preserve"> (https://mangadex.org)</w:t>
+      <w:r>
+        <w:rPr>
+          <w:bCs/>
+          <w:sz w:val="18"/>
+          <w:szCs w:val="18"/>
+        </w:rPr>
+        <w:t>MangaDex (https://mangadex.org)</w:t>
       </w:r>
     </w:p>
     <w:p>
@@ -5096,27 +4880,8 @@
           <w:sz w:val="18"/>
           <w:szCs w:val="18"/>
         </w:rPr>
-        <w:t>https://mangadex.org [</w:t>
-      </w:r>
-      <w:proofErr w:type="spellStart"/>
-      <w:r>
-        <w:rPr>
-          <w:bCs/>
-          <w:sz w:val="18"/>
-          <w:szCs w:val="18"/>
-        </w:rPr>
-        <w:t>MangaDex</w:t>
-      </w:r>
-      <w:proofErr w:type="spellEnd"/>
-      <w:r>
-        <w:rPr>
-          <w:bCs/>
-          <w:sz w:val="18"/>
-          <w:szCs w:val="18"/>
-        </w:rPr>
-        <w:t xml:space="preserve"> Server] -&gt; [</w:t>
-      </w:r>
-      <w:proofErr w:type="spellStart"/>
+        <w:t>https://mangadex.org [MangaDex Server] -&gt; [</w:t>
+      </w:r>
       <w:r>
         <w:rPr>
           <w:bCs/>
@@ -5125,22 +4890,45 @@
         </w:rPr>
         <w:t>Asunya</w:t>
       </w:r>
-      <w:proofErr w:type="spellEnd"/>
-      <w:r>
-        <w:rPr>
-          <w:bCs/>
-          <w:sz w:val="18"/>
-          <w:szCs w:val="18"/>
-        </w:rPr>
-        <w:t xml:space="preserve"> </w:t>
-      </w:r>
-      <w:r>
-        <w:rPr>
-          <w:bCs/>
-          <w:sz w:val="18"/>
-          <w:szCs w:val="18"/>
-        </w:rPr>
-        <w:t>User]</w:t>
+      <w:r>
+        <w:rPr>
+          <w:bCs/>
+          <w:sz w:val="18"/>
+          <w:szCs w:val="18"/>
+        </w:rPr>
+        <w:t xml:space="preserve"> </w:t>
+      </w:r>
+      <w:r>
+        <w:rPr>
+          <w:bCs/>
+          <w:sz w:val="18"/>
+          <w:szCs w:val="18"/>
+        </w:rPr>
+        <w:t xml:space="preserve">Group, </w:t>
+      </w:r>
+      <w:r>
+        <w:rPr>
+          <w:bCs/>
+          <w:sz w:val="18"/>
+          <w:szCs w:val="18"/>
+        </w:rPr>
+        <w:t xml:space="preserve">MissMystery </w:t>
+      </w:r>
+      <w:r>
+        <w:rPr>
+          <w:bCs/>
+          <w:sz w:val="18"/>
+          <w:szCs w:val="18"/>
+        </w:rPr>
+        <w:t>User</w:t>
+      </w:r>
+      <w:r>
+        <w:rPr>
+          <w:bCs/>
+          <w:sz w:val="18"/>
+          <w:szCs w:val="18"/>
+        </w:rPr>
+        <w:t>]</w:t>
       </w:r>
     </w:p>
     <w:p>
@@ -5618,43 +5406,7 @@
           <w:sz w:val="18"/>
           <w:szCs w:val="18"/>
         </w:rPr>
-        <w:t xml:space="preserve">Data Path: Content Storage Folder -&gt; </w:t>
-      </w:r>
-      <w:proofErr w:type="spellStart"/>
-      <w:r>
-        <w:rPr>
-          <w:bCs/>
-          <w:sz w:val="18"/>
-          <w:szCs w:val="18"/>
-        </w:rPr>
-        <w:t>ContentStorage</w:t>
-      </w:r>
-      <w:proofErr w:type="spellEnd"/>
-      <w:r>
-        <w:rPr>
-          <w:bCs/>
-          <w:sz w:val="18"/>
-          <w:szCs w:val="18"/>
-        </w:rPr>
-        <w:t xml:space="preserve"> Database -&gt; Folders Table -&gt; ID Column: 16, </w:t>
-      </w:r>
-      <w:proofErr w:type="spellStart"/>
-      <w:r>
-        <w:rPr>
-          <w:bCs/>
-          <w:sz w:val="18"/>
-          <w:szCs w:val="18"/>
-        </w:rPr>
-        <w:t>FolderOrFileName</w:t>
-      </w:r>
-      <w:proofErr w:type="spellEnd"/>
-      <w:r>
-        <w:rPr>
-          <w:bCs/>
-          <w:sz w:val="18"/>
-          <w:szCs w:val="18"/>
-        </w:rPr>
-        <w:t xml:space="preserve"> Column: Pupa</w:t>
+        <w:t>Data Path: Content Storage Folder -&gt; ContentStorage Database -&gt; Folders Table -&gt; ID Column: 16, FolderOrFileName Column: Pupa</w:t>
       </w:r>
     </w:p>
     <w:p>
@@ -5917,23 +5669,13 @@
         </w:rPr>
         <w:t xml:space="preserve"> </w:t>
       </w:r>
-      <w:proofErr w:type="spellStart"/>
-      <w:r>
-        <w:rPr>
-          <w:bCs/>
-          <w:sz w:val="18"/>
-          <w:szCs w:val="18"/>
-        </w:rPr>
-        <w:t>MangaDex</w:t>
-      </w:r>
-      <w:proofErr w:type="spellEnd"/>
-      <w:r>
-        <w:rPr>
-          <w:bCs/>
-          <w:sz w:val="18"/>
-          <w:szCs w:val="18"/>
-        </w:rPr>
-        <w:t xml:space="preserve"> (https://mangadex.org)</w:t>
+      <w:r>
+        <w:rPr>
+          <w:bCs/>
+          <w:sz w:val="18"/>
+          <w:szCs w:val="18"/>
+        </w:rPr>
+        <w:t>MangaDex (https://mangadex.org)</w:t>
       </w:r>
     </w:p>
     <w:p>
@@ -6039,27 +5781,8 @@
           <w:sz w:val="18"/>
           <w:szCs w:val="18"/>
         </w:rPr>
-        <w:t>https://mangadex.org [</w:t>
-      </w:r>
-      <w:proofErr w:type="spellStart"/>
-      <w:r>
-        <w:rPr>
-          <w:bCs/>
-          <w:sz w:val="18"/>
-          <w:szCs w:val="18"/>
-        </w:rPr>
-        <w:t>MangaDex</w:t>
-      </w:r>
-      <w:proofErr w:type="spellEnd"/>
-      <w:r>
-        <w:rPr>
-          <w:bCs/>
-          <w:sz w:val="18"/>
-          <w:szCs w:val="18"/>
-        </w:rPr>
-        <w:t xml:space="preserve"> Server] -&gt; [</w:t>
-      </w:r>
-      <w:proofErr w:type="spellStart"/>
+        <w:t>https://mangadex.org [MangaDex Server] -&gt; [</w:t>
+      </w:r>
       <w:r>
         <w:rPr>
           <w:bCs/>
@@ -6068,22 +5791,45 @@
         </w:rPr>
         <w:t>Asunya</w:t>
       </w:r>
-      <w:proofErr w:type="spellEnd"/>
-      <w:r>
-        <w:rPr>
-          <w:bCs/>
-          <w:sz w:val="18"/>
-          <w:szCs w:val="18"/>
-        </w:rPr>
-        <w:t xml:space="preserve"> </w:t>
-      </w:r>
-      <w:r>
-        <w:rPr>
-          <w:bCs/>
-          <w:sz w:val="18"/>
-          <w:szCs w:val="18"/>
-        </w:rPr>
-        <w:t>User]</w:t>
+      <w:r>
+        <w:rPr>
+          <w:bCs/>
+          <w:sz w:val="18"/>
+          <w:szCs w:val="18"/>
+        </w:rPr>
+        <w:t xml:space="preserve"> </w:t>
+      </w:r>
+      <w:r>
+        <w:rPr>
+          <w:bCs/>
+          <w:sz w:val="18"/>
+          <w:szCs w:val="18"/>
+        </w:rPr>
+        <w:t xml:space="preserve">Group, </w:t>
+      </w:r>
+      <w:r>
+        <w:rPr>
+          <w:bCs/>
+          <w:sz w:val="18"/>
+          <w:szCs w:val="18"/>
+        </w:rPr>
+        <w:t xml:space="preserve">MissMystery </w:t>
+      </w:r>
+      <w:r>
+        <w:rPr>
+          <w:bCs/>
+          <w:sz w:val="18"/>
+          <w:szCs w:val="18"/>
+        </w:rPr>
+        <w:t>User</w:t>
+      </w:r>
+      <w:r>
+        <w:rPr>
+          <w:bCs/>
+          <w:sz w:val="18"/>
+          <w:szCs w:val="18"/>
+        </w:rPr>
+        <w:t>]</w:t>
       </w:r>
     </w:p>
     <w:p>
@@ -6569,43 +6315,7 @@
           <w:sz w:val="18"/>
           <w:szCs w:val="18"/>
         </w:rPr>
-        <w:t xml:space="preserve">Data Path: Content Storage Folder -&gt; </w:t>
-      </w:r>
-      <w:proofErr w:type="spellStart"/>
-      <w:r>
-        <w:rPr>
-          <w:bCs/>
-          <w:sz w:val="18"/>
-          <w:szCs w:val="18"/>
-        </w:rPr>
-        <w:t>ContentStorage</w:t>
-      </w:r>
-      <w:proofErr w:type="spellEnd"/>
-      <w:r>
-        <w:rPr>
-          <w:bCs/>
-          <w:sz w:val="18"/>
-          <w:szCs w:val="18"/>
-        </w:rPr>
-        <w:t xml:space="preserve"> Database -&gt; Folders Table -&gt; ID Column: 16, </w:t>
-      </w:r>
-      <w:proofErr w:type="spellStart"/>
-      <w:r>
-        <w:rPr>
-          <w:bCs/>
-          <w:sz w:val="18"/>
-          <w:szCs w:val="18"/>
-        </w:rPr>
-        <w:t>FolderOrFileName</w:t>
-      </w:r>
-      <w:proofErr w:type="spellEnd"/>
-      <w:r>
-        <w:rPr>
-          <w:bCs/>
-          <w:sz w:val="18"/>
-          <w:szCs w:val="18"/>
-        </w:rPr>
-        <w:t xml:space="preserve"> Column: Pupa</w:t>
+        <w:t>Data Path: Content Storage Folder -&gt; ContentStorage Database -&gt; Folders Table -&gt; ID Column: 16, FolderOrFileName Column: Pupa</w:t>
       </w:r>
     </w:p>
     <w:p>
